--- a/LabWorks_2026/Лабораторная работа №5.docx
+++ b/LabWorks_2026/Лабораторная работа №5.docx
@@ -145,25 +145,22 @@
         </w:numPr>
       </w:pPr>
       <w:r>
-        <w:t xml:space="preserve">Выполнить анализ рисков при разработке и внедрении ПО по </w:t>
-      </w:r>
-      <w:r>
-        <w:t>описанию</w:t>
-      </w:r>
-      <w:r>
-        <w:t>, представленному в приложении п.9;</w:t>
-      </w:r>
-    </w:p>
-    <w:p>
-      <w:pPr>
-        <w:pStyle w:val="2"/>
-        <w:numPr>
-          <w:ilvl w:val="1"/>
-          <w:numId w:val="1"/>
-        </w:numPr>
-      </w:pPr>
-      <w:r>
-        <w:t>Оцените риски на период запуска и первых 30 календарных дней эксплуатации.</w:t>
+        <w:t xml:space="preserve">Изучить </w:t>
+      </w:r>
+      <w:r>
+        <w:t>описани</w:t>
+      </w:r>
+      <w:r>
+        <w:t>е внедряемой системы</w:t>
+      </w:r>
+      <w:r>
+        <w:t>, представленно</w:t>
+      </w:r>
+      <w:r>
+        <w:t>е</w:t>
+      </w:r>
+      <w:r>
+        <w:t xml:space="preserve"> в приложении п.9;</w:t>
       </w:r>
     </w:p>
     <w:p>
@@ -175,8 +172,17 @@
         </w:numPr>
         <w:ind w:left="567"/>
       </w:pPr>
-      <w:r>
-        <w:t>Выявите пять рисков. Каждый сформулируйте по схеме:</w:t>
+    </w:p>
+    <w:p>
+      <w:pPr>
+        <w:pStyle w:val="2"/>
+        <w:numPr>
+          <w:ilvl w:val="1"/>
+          <w:numId w:val="1"/>
+        </w:numPr>
+      </w:pPr>
+      <w:r>
+        <w:t>Оцените риски на период запуска и первых 30 календарных дней эксплуатации.</w:t>
       </w:r>
     </w:p>
     <w:p>
@@ -189,6 +195,19 @@
         <w:ind w:left="567"/>
       </w:pPr>
       <w:r>
+        <w:t>Выявите пять рисков. Каждый сформулируйте по схеме:</w:t>
+      </w:r>
+    </w:p>
+    <w:p>
+      <w:pPr>
+        <w:pStyle w:val="2"/>
+        <w:numPr>
+          <w:ilvl w:val="0"/>
+          <w:numId w:val="0"/>
+        </w:numPr>
+        <w:ind w:left="567"/>
+      </w:pPr>
+      <w:r>
         <w:t>«Из-за … может произойти …, что приведёт к …».</w:t>
       </w:r>
     </w:p>
@@ -208,9 +227,79 @@
     <w:p>
       <w:pPr>
         <w:pStyle w:val="2"/>
+        <w:numPr>
+          <w:ilvl w:val="0"/>
+          <w:numId w:val="0"/>
+        </w:numPr>
+        <w:ind w:firstLine="567"/>
+      </w:pPr>
+    </w:p>
+    <w:p>
+      <w:pPr>
+        <w:pStyle w:val="2"/>
       </w:pPr>
       <w:r>
         <w:t>Проведите качественную оценку рисков</w:t>
+      </w:r>
+      <w:r>
+        <w:t xml:space="preserve"> в соответствии со шкалами вероятности и влияния</w:t>
+      </w:r>
+      <w:r>
+        <w:t xml:space="preserve"> (таблицы 9.1 и 9.2)</w:t>
+      </w:r>
+      <w:r>
+        <w:t xml:space="preserve"> </w:t>
+      </w:r>
+      <w:r>
+        <w:t>и п</w:t>
+      </w:r>
+      <w:r>
+        <w:t>роранжируй</w:t>
+      </w:r>
+      <w:r>
+        <w:t xml:space="preserve">те риски по </w:t>
+      </w:r>
+      <w:r>
+        <w:t>полученному</w:t>
+      </w:r>
+      <w:r>
+        <w:t xml:space="preserve"> приоритету</w:t>
+      </w:r>
+      <w:r>
+        <w:t>.</w:t>
+      </w:r>
+    </w:p>
+    <w:p/>
+    <w:p>
+      <w:pPr>
+        <w:pStyle w:val="2"/>
+      </w:pPr>
+      <w:r>
+        <w:t xml:space="preserve">Выполните примерную </w:t>
+      </w:r>
+      <w:r>
+        <w:t>количественную оценку рисков исходя</w:t>
+      </w:r>
+      <w:r>
+        <w:t xml:space="preserve"> из </w:t>
+      </w:r>
+      <w:r>
+        <w:t xml:space="preserve">вероятности </w:t>
+      </w:r>
+      <w:r>
+        <w:t>и примерных оценок потерь</w:t>
+      </w:r>
+      <w:r>
+        <w:t xml:space="preserve"> (таблицы 9.1 и 9.3). Если </w:t>
+      </w:r>
+      <w:r>
+        <w:t xml:space="preserve">таблица с оценкой потерь не содержит необходимого пункта, </w:t>
+      </w:r>
+      <w:r>
+        <w:t>оцените потери самостоятельно</w:t>
+      </w:r>
+      <w:r>
+        <w:t xml:space="preserve"> или при помощи источников сети Интернет.</w:t>
       </w:r>
     </w:p>
     <w:p>
@@ -220,10 +309,401 @@
           <w:ilvl w:val="0"/>
           <w:numId w:val="0"/>
         </w:numPr>
-        <w:ind w:left="567"/>
-      </w:pPr>
-      <w:r>
-        <w:t>Используйте следующую шкалу вероятности:</w:t>
+      </w:pPr>
+    </w:p>
+    <w:p>
+      <w:pPr>
+        <w:pStyle w:val="2"/>
+      </w:pPr>
+      <w:r>
+        <w:t>Определить какие мероприятия и меры можно предпринять для снижения общих показателей рисков</w:t>
+      </w:r>
+      <w:r>
+        <w:t xml:space="preserve"> (включая мероприятия из таблицы 9.4)</w:t>
+      </w:r>
+      <w:r>
+        <w:t xml:space="preserve">, и </w:t>
+      </w:r>
+      <w:r>
+        <w:t xml:space="preserve">насколько данные мероприятия снизят </w:t>
+      </w:r>
+      <w:r>
+        <w:t>ожидаемые потери</w:t>
+      </w:r>
+      <w:r>
+        <w:t>.</w:t>
+      </w:r>
+    </w:p>
+    <w:p>
+      <w:pPr>
+        <w:pStyle w:val="1"/>
+        <w:numPr>
+          <w:ilvl w:val="0"/>
+          <w:numId w:val="1"/>
+        </w:numPr>
+      </w:pPr>
+      <w:r>
+        <w:t>Порядок выполнения работы</w:t>
+      </w:r>
+    </w:p>
+    <w:p>
+      <w:pPr>
+        <w:pStyle w:val="2"/>
+        <w:numPr>
+          <w:ilvl w:val="1"/>
+          <w:numId w:val="1"/>
+        </w:numPr>
+      </w:pPr>
+      <w:r>
+        <w:t>Повторить теоретический материал п. 3.1;</w:t>
+      </w:r>
+    </w:p>
+    <w:p>
+      <w:pPr>
+        <w:pStyle w:val="2"/>
+        <w:numPr>
+          <w:ilvl w:val="1"/>
+          <w:numId w:val="1"/>
+        </w:numPr>
+      </w:pPr>
+      <w:r>
+        <w:lastRenderedPageBreak/>
+        <w:t xml:space="preserve">Выписать </w:t>
+      </w:r>
+      <w:r>
+        <w:t>5 рисков п.5.2</w:t>
+      </w:r>
+    </w:p>
+    <w:p>
+      <w:pPr>
+        <w:pStyle w:val="2"/>
+        <w:numPr>
+          <w:ilvl w:val="1"/>
+          <w:numId w:val="1"/>
+        </w:numPr>
+      </w:pPr>
+      <w:r>
+        <w:t>Провести качественную оц</w:t>
+      </w:r>
+    </w:p>
+    <w:p>
+      <w:pPr>
+        <w:pStyle w:val="2"/>
+        <w:numPr>
+          <w:ilvl w:val="1"/>
+          <w:numId w:val="1"/>
+        </w:numPr>
+      </w:pPr>
+      <w:r>
+        <w:t>Ответить на контрольные вопросы п. 8;</w:t>
+      </w:r>
+    </w:p>
+    <w:p>
+      <w:pPr>
+        <w:pStyle w:val="2"/>
+        <w:numPr>
+          <w:ilvl w:val="1"/>
+          <w:numId w:val="1"/>
+        </w:numPr>
+      </w:pPr>
+      <w:r>
+        <w:t>Заполнить отчет п. 7.</w:t>
+      </w:r>
+    </w:p>
+    <w:p/>
+    <w:p>
+      <w:pPr>
+        <w:pStyle w:val="1"/>
+        <w:numPr>
+          <w:ilvl w:val="0"/>
+          <w:numId w:val="1"/>
+        </w:numPr>
+      </w:pPr>
+      <w:r>
+        <w:t>Содержание отчета</w:t>
+      </w:r>
+    </w:p>
+    <w:p>
+      <w:pPr>
+        <w:pStyle w:val="2"/>
+        <w:numPr>
+          <w:ilvl w:val="1"/>
+          <w:numId w:val="1"/>
+        </w:numPr>
+      </w:pPr>
+      <w:r>
+        <w:t>Титульный лист;</w:t>
+      </w:r>
+    </w:p>
+    <w:p>
+      <w:pPr>
+        <w:pStyle w:val="2"/>
+        <w:numPr>
+          <w:ilvl w:val="1"/>
+          <w:numId w:val="1"/>
+        </w:numPr>
+      </w:pPr>
+      <w:r>
+        <w:t>Цель работы;</w:t>
+      </w:r>
+    </w:p>
+    <w:p>
+      <w:pPr>
+        <w:pStyle w:val="2"/>
+        <w:numPr>
+          <w:ilvl w:val="1"/>
+          <w:numId w:val="1"/>
+        </w:numPr>
+      </w:pPr>
+      <w:r>
+        <w:t>Таблица п. 5.2</w:t>
+      </w:r>
+    </w:p>
+    <w:p>
+      <w:pPr>
+        <w:pStyle w:val="2"/>
+        <w:numPr>
+          <w:ilvl w:val="1"/>
+          <w:numId w:val="1"/>
+        </w:numPr>
+      </w:pPr>
+      <w:r>
+        <w:t>Ответы на контрольные вопросы п. 6.3;</w:t>
+      </w:r>
+    </w:p>
+    <w:p>
+      <w:pPr>
+        <w:pStyle w:val="2"/>
+        <w:numPr>
+          <w:ilvl w:val="1"/>
+          <w:numId w:val="1"/>
+        </w:numPr>
+      </w:pPr>
+      <w:r>
+        <w:t>Вывод по проделанной работе.</w:t>
+      </w:r>
+    </w:p>
+    <w:p>
+      <w:pPr>
+        <w:pStyle w:val="1"/>
+        <w:numPr>
+          <w:ilvl w:val="0"/>
+          <w:numId w:val="1"/>
+        </w:numPr>
+      </w:pPr>
+      <w:r>
+        <w:t>Контрольные вопросы</w:t>
+      </w:r>
+    </w:p>
+    <w:p>
+      <w:pPr>
+        <w:pStyle w:val="2"/>
+        <w:numPr>
+          <w:ilvl w:val="1"/>
+          <w:numId w:val="1"/>
+        </w:numPr>
+      </w:pPr>
+      <w:r>
+        <w:t>Какие технические риски при разработке и внедрении ПО существуют?</w:t>
+      </w:r>
+    </w:p>
+    <w:p>
+      <w:pPr>
+        <w:pStyle w:val="2"/>
+        <w:numPr>
+          <w:ilvl w:val="1"/>
+          <w:numId w:val="1"/>
+        </w:numPr>
+      </w:pPr>
+      <w:r>
+        <w:t>Какие организационные риски при разработке и внедрении ПО существуют?</w:t>
+      </w:r>
+    </w:p>
+    <w:p>
+      <w:pPr>
+        <w:pStyle w:val="2"/>
+        <w:numPr>
+          <w:ilvl w:val="1"/>
+          <w:numId w:val="1"/>
+        </w:numPr>
+      </w:pPr>
+      <w:r>
+        <w:t>Какие экономические риски при разработке и внедрении ПО существуют?</w:t>
+      </w:r>
+    </w:p>
+    <w:p>
+      <w:pPr>
+        <w:pStyle w:val="2"/>
+        <w:numPr>
+          <w:ilvl w:val="1"/>
+          <w:numId w:val="1"/>
+        </w:numPr>
+      </w:pPr>
+      <w:r>
+        <w:t>Какие юридические риски при разработке и внедрении ПО существуют?</w:t>
+      </w:r>
+    </w:p>
+    <w:p>
+      <w:pPr>
+        <w:pStyle w:val="1"/>
+        <w:numPr>
+          <w:ilvl w:val="0"/>
+          <w:numId w:val="1"/>
+        </w:numPr>
+      </w:pPr>
+      <w:r>
+        <w:t>Приложение</w:t>
+      </w:r>
+    </w:p>
+    <w:p>
+      <w:pPr>
+        <w:rPr>
+          <w:lang w:val="en-US"/>
+        </w:rPr>
+      </w:pPr>
+    </w:p>
+    <w:p>
+      <w:r>
+        <w:t>В колледже внедряется информационная система для регистрации заявок на ремонт компьютеров, проекторов и сетевого оборудования. Сотрудники смогут создавать заявки, а техническая служба — назначать исполнителей, отслеживать сроки и формировать отчёты.</w:t>
+      </w:r>
+    </w:p>
+    <w:p>
+      <w:r>
+        <w:t>Сейчас заявки хранятся в трёх Excel-файлах разных подразделений. В новую систему необходимо перенести 1200</w:t>
+      </w:r>
+      <w:r>
+        <w:t>0</w:t>
+      </w:r>
+      <w:r>
+        <w:t xml:space="preserve"> записей. При просмотре части записей обнаружены дубликаты, незаполненные поля и разные форматы дат. Полная проверка данных ещё не проводилась</w:t>
+      </w:r>
+      <w:r>
+        <w:t>, но, по примерной оценке, дефекты</w:t>
+      </w:r>
+      <w:r>
+        <w:t xml:space="preserve"> могут</w:t>
+      </w:r>
+      <w:r>
+        <w:t xml:space="preserve"> име</w:t>
+      </w:r>
+      <w:r>
+        <w:t>ть</w:t>
+      </w:r>
+      <w:r>
+        <w:t xml:space="preserve"> около 15% записей.</w:t>
+      </w:r>
+    </w:p>
+    <w:p>
+      <w:r>
+        <w:t>Системой будут пользоваться 40 сотрудников. Ожидается, что одновременно в ней будут работать до 15 человек. Испытания проводились только при пяти одновременных пользователях. При такой нагрузке система работала без заметных задержек.</w:t>
+      </w:r>
+    </w:p>
+    <w:p>
+      <w:r>
+        <w:t>До запуска осталось 10 рабочих дней. Дата запуска согласована с руководством. Перенос более чем на два рабочих дня требует отдельного согласования.</w:t>
+      </w:r>
+    </w:p>
+    <w:p>
+      <w:r>
+        <w:t>Резервное копирование настроено ежедневно, но пробное восстановление не выполнялось. При запуске планируется прекратить ведение старых таблиц. Допустимая продолжительность недоступности системы — два часа.</w:t>
+      </w:r>
+    </w:p>
+    <w:p>
+      <w:r>
+        <w:lastRenderedPageBreak/>
+        <w:t>Из 40 сотрудников обучение прошли восемь. Остальных планируют обучить после запуска. Инструкция пока не подготовлена.</w:t>
+      </w:r>
+      <w:r>
+        <w:t xml:space="preserve"> </w:t>
+      </w:r>
+      <w:r>
+        <w:t>Для необученного сотрудника</w:t>
+      </w:r>
+      <w:r>
+        <w:t xml:space="preserve"> достаточно высока</w:t>
+      </w:r>
+      <w:r>
+        <w:t xml:space="preserve"> </w:t>
+      </w:r>
+      <w:r>
+        <w:t xml:space="preserve">вероятность обращения в </w:t>
+      </w:r>
+      <w:r>
+        <w:t>техническую службу за поддержкой и обучением</w:t>
+      </w:r>
+      <w:r>
+        <w:t>.</w:t>
+      </w:r>
+    </w:p>
+    <w:p>
+      <w:r>
+        <w:t>При этом ч</w:t>
+      </w:r>
+      <w:r>
+        <w:t>асть сотрудников</w:t>
+      </w:r>
+      <w:r>
+        <w:t xml:space="preserve"> (около 20%</w:t>
+      </w:r>
+      <w:r>
+        <w:t>, согласно опросу</w:t>
+      </w:r>
+      <w:r>
+        <w:t>)</w:t>
+      </w:r>
+      <w:r>
+        <w:t xml:space="preserve"> считает работу в Excel более удобной.</w:t>
+      </w:r>
+    </w:p>
+    <w:p>
+      <w:r>
+        <w:t>Установку, настройку и перенос данных выполняет один системный администратор. Второй сотрудник технической службы может помогать пользователям, но не имеет опыта настройки новой системы. Инструкция по развёртыванию отсутствует.</w:t>
+      </w:r>
+    </w:p>
+    <w:p>
+      <w:r>
+        <w:t>В системе будут храниться фамилии сотрудников, служебные контакты и сведения о закреплённом оборудовании. Предусмотрены роли заявителя, исполнителя и администратора. Проверка того, какие данные доступны каждой роли, ещё не завершена.</w:t>
+      </w:r>
+    </w:p>
+    <w:p>
+      <w:r>
+        <w:t>До запуска можно потратить</w:t>
+      </w:r>
+      <w:r>
+        <w:t xml:space="preserve"> средства</w:t>
+      </w:r>
+      <w:r>
+        <w:t xml:space="preserve"> на дополнительные мероприятия</w:t>
+      </w:r>
+      <w:r>
+        <w:t>, но</w:t>
+      </w:r>
+      <w:r>
+        <w:t xml:space="preserve"> не более 50 000 рублей. Дополнительного специалиста в штат принять нельзя.</w:t>
+      </w:r>
+    </w:p>
+    <w:p>
+      <w:pPr>
+        <w:pStyle w:val="2"/>
+        <w:numPr>
+          <w:ilvl w:val="0"/>
+          <w:numId w:val="0"/>
+        </w:numPr>
+      </w:pPr>
+    </w:p>
+    <w:p>
+      <w:pPr>
+        <w:pStyle w:val="2"/>
+        <w:numPr>
+          <w:ilvl w:val="0"/>
+          <w:numId w:val="0"/>
+        </w:numPr>
+      </w:pPr>
+      <w:r>
+        <w:t>Таблица 9.1</w:t>
+      </w:r>
+      <w:r>
+        <w:t xml:space="preserve"> Шкала вероятности</w:t>
       </w:r>
     </w:p>
     <w:p>
@@ -257,8 +737,9 @@
       </w:tblPr>
       <w:tblGrid>
         <w:gridCol w:w="812"/>
-        <w:gridCol w:w="1876"/>
-        <w:gridCol w:w="6657"/>
+        <w:gridCol w:w="1875"/>
+        <w:gridCol w:w="4538"/>
+        <w:gridCol w:w="2120"/>
       </w:tblGrid>
       <w:tr>
         <w:tc>
@@ -305,7 +786,7 @@
         </w:tc>
         <w:tc>
           <w:tcPr>
-            <w:tcW w:w="0" w:type="auto"/>
+            <w:tcW w:w="4538" w:type="dxa"/>
             <w:vAlign w:val="center"/>
             <w:hideMark/>
           </w:tcPr>
@@ -321,6 +802,25 @@
                 <w:b/>
               </w:rPr>
               <w:t>Основание</w:t>
+            </w:r>
+          </w:p>
+        </w:tc>
+        <w:tc>
+          <w:tcPr>
+            <w:tcW w:w="2120" w:type="dxa"/>
+          </w:tcPr>
+          <w:p>
+            <w:pPr>
+              <w:ind w:left="57" w:right="57" w:firstLine="0"/>
+              <w:rPr>
+                <w:b/>
+              </w:rPr>
+            </w:pPr>
+            <w:r>
+              <w:rPr>
+                <w:b/>
+              </w:rPr>
+              <w:t>Эквивалент, %</w:t>
             </w:r>
           </w:p>
         </w:tc>
@@ -358,7 +858,7 @@
         </w:tc>
         <w:tc>
           <w:tcPr>
-            <w:tcW w:w="0" w:type="auto"/>
+            <w:tcW w:w="4538" w:type="dxa"/>
             <w:vAlign w:val="center"/>
             <w:hideMark/>
           </w:tcPr>
@@ -368,6 +868,19 @@
             </w:pPr>
             <w:r>
               <w:t>Предпосылки слабо выражены, необходимые проверки успешно выполнены</w:t>
+            </w:r>
+          </w:p>
+        </w:tc>
+        <w:tc>
+          <w:tcPr>
+            <w:tcW w:w="2120" w:type="dxa"/>
+          </w:tcPr>
+          <w:p>
+            <w:pPr>
+              <w:ind w:left="57" w:right="57" w:firstLine="0"/>
+            </w:pPr>
+            <w:r>
+              <w:t>5%</w:t>
             </w:r>
           </w:p>
         </w:tc>
@@ -405,7 +918,7 @@
         </w:tc>
         <w:tc>
           <w:tcPr>
-            <w:tcW w:w="0" w:type="auto"/>
+            <w:tcW w:w="4538" w:type="dxa"/>
             <w:vAlign w:val="center"/>
             <w:hideMark/>
           </w:tcPr>
@@ -415,6 +928,19 @@
             </w:pPr>
             <w:r>
               <w:t>Есть отдельные предпосылки, основные меры защиты выполнены</w:t>
+            </w:r>
+          </w:p>
+        </w:tc>
+        <w:tc>
+          <w:tcPr>
+            <w:tcW w:w="2120" w:type="dxa"/>
+          </w:tcPr>
+          <w:p>
+            <w:pPr>
+              <w:ind w:left="57" w:right="57" w:firstLine="0"/>
+            </w:pPr>
+            <w:r>
+              <w:t>15%</w:t>
             </w:r>
           </w:p>
         </w:tc>
@@ -452,7 +978,7 @@
         </w:tc>
         <w:tc>
           <w:tcPr>
-            <w:tcW w:w="0" w:type="auto"/>
+            <w:tcW w:w="4538" w:type="dxa"/>
             <w:vAlign w:val="center"/>
             <w:hideMark/>
           </w:tcPr>
@@ -462,6 +988,19 @@
             </w:pPr>
             <w:r>
               <w:t>Событие вполне возможно, часть существенных сведений или проверок отсутствует</w:t>
+            </w:r>
+          </w:p>
+        </w:tc>
+        <w:tc>
+          <w:tcPr>
+            <w:tcW w:w="2120" w:type="dxa"/>
+          </w:tcPr>
+          <w:p>
+            <w:pPr>
+              <w:ind w:left="57" w:right="57" w:firstLine="0"/>
+            </w:pPr>
+            <w:r>
+              <w:t>35%</w:t>
             </w:r>
           </w:p>
         </w:tc>
@@ -499,7 +1038,7 @@
         </w:tc>
         <w:tc>
           <w:tcPr>
-            <w:tcW w:w="0" w:type="auto"/>
+            <w:tcW w:w="4538" w:type="dxa"/>
             <w:vAlign w:val="center"/>
             <w:hideMark/>
           </w:tcPr>
@@ -509,6 +1048,19 @@
             </w:pPr>
             <w:r>
               <w:t>Есть явные предпосылки, важные меры или проверки не выполнены</w:t>
+            </w:r>
+          </w:p>
+        </w:tc>
+        <w:tc>
+          <w:tcPr>
+            <w:tcW w:w="2120" w:type="dxa"/>
+          </w:tcPr>
+          <w:p>
+            <w:pPr>
+              <w:ind w:left="57" w:right="57" w:firstLine="0"/>
+            </w:pPr>
+            <w:r>
+              <w:t>60%</w:t>
             </w:r>
           </w:p>
         </w:tc>
@@ -546,7 +1098,7 @@
         </w:tc>
         <w:tc>
           <w:tcPr>
-            <w:tcW w:w="0" w:type="auto"/>
+            <w:tcW w:w="4538" w:type="dxa"/>
             <w:vAlign w:val="center"/>
             <w:hideMark/>
           </w:tcPr>
@@ -556,15 +1108,38 @@
             </w:pPr>
             <w:r>
               <w:t>Неудачи регулярно проявляются при испытаниях, их причины не устранены</w:t>
+            </w:r>
+          </w:p>
+        </w:tc>
+        <w:tc>
+          <w:tcPr>
+            <w:tcW w:w="2120" w:type="dxa"/>
+          </w:tcPr>
+          <w:p>
+            <w:pPr>
+              <w:ind w:left="57" w:right="57" w:firstLine="0"/>
+            </w:pPr>
+            <w:r>
+              <w:t>85%</w:t>
             </w:r>
           </w:p>
         </w:tc>
       </w:tr>
     </w:tbl>
-    <w:p/>
-    <w:p>
-      <w:r>
-        <w:t>Используйте следующую шкалу влияния:</w:t>
+    <w:p>
+      <w:pPr>
+        <w:ind w:firstLine="0"/>
+      </w:pPr>
+    </w:p>
+    <w:p>
+      <w:pPr>
+        <w:ind w:firstLine="0"/>
+      </w:pPr>
+      <w:r>
+        <w:t>Таблица 9.2</w:t>
+      </w:r>
+      <w:r>
+        <w:t xml:space="preserve"> Шкала влияния</w:t>
       </w:r>
     </w:p>
     <w:p/>
@@ -589,7 +1164,8 @@
       </w:tblPr>
       <w:tblGrid>
         <w:gridCol w:w="812"/>
-        <w:gridCol w:w="8533"/>
+        <w:gridCol w:w="6776"/>
+        <w:gridCol w:w="1757"/>
       </w:tblGrid>
       <w:tr>
         <w:tc>
@@ -615,7 +1191,7 @@
         </w:tc>
         <w:tc>
           <w:tcPr>
-            <w:tcW w:w="0" w:type="auto"/>
+            <w:tcW w:w="7121" w:type="dxa"/>
             <w:vAlign w:val="center"/>
             <w:hideMark/>
           </w:tcPr>
@@ -631,6 +1207,25 @@
                 <w:b/>
               </w:rPr>
               <w:t>Последствия</w:t>
+            </w:r>
+          </w:p>
+        </w:tc>
+        <w:tc>
+          <w:tcPr>
+            <w:tcW w:w="1412" w:type="dxa"/>
+          </w:tcPr>
+          <w:p>
+            <w:pPr>
+              <w:ind w:left="57" w:right="57" w:firstLine="0"/>
+              <w:rPr>
+                <w:b/>
+              </w:rPr>
+            </w:pPr>
+            <w:r>
+              <w:rPr>
+                <w:b/>
+              </w:rPr>
+              <w:t>Эквивалент, часы</w:t>
             </w:r>
           </w:p>
         </w:tc>
@@ -659,7 +1254,7 @@
         </w:tc>
         <w:tc>
           <w:tcPr>
-            <w:tcW w:w="0" w:type="auto"/>
+            <w:tcW w:w="7121" w:type="dxa"/>
             <w:vAlign w:val="center"/>
             <w:hideMark/>
           </w:tcPr>
@@ -675,6 +1270,26 @@
                 <w:bCs w:val="0"/>
               </w:rPr>
               <w:t>Единичные неудобства, устраняемые в ходе обычной работы; запуск не задерживается</w:t>
+            </w:r>
+          </w:p>
+        </w:tc>
+        <w:tc>
+          <w:tcPr>
+            <w:tcW w:w="1412" w:type="dxa"/>
+          </w:tcPr>
+          <w:p>
+            <w:pPr>
+              <w:ind w:left="57" w:right="57" w:firstLine="0"/>
+              <w:jc w:val="left"/>
+              <w:rPr>
+                <w:bCs w:val="0"/>
+              </w:rPr>
+            </w:pPr>
+            <w:r>
+              <w:rPr>
+                <w:bCs w:val="0"/>
+              </w:rPr>
+              <w:t>0,5 ч</w:t>
             </w:r>
           </w:p>
         </w:tc>
@@ -703,7 +1318,7 @@
         </w:tc>
         <w:tc>
           <w:tcPr>
-            <w:tcW w:w="0" w:type="auto"/>
+            <w:tcW w:w="7121" w:type="dxa"/>
             <w:vAlign w:val="center"/>
             <w:hideMark/>
           </w:tcPr>
@@ -720,6 +1335,35 @@
               </w:rPr>
               <w:t>Дополнительные исправления или помощь отдельным пользователям; простой не превышает двух часов</w:t>
             </w:r>
+          </w:p>
+        </w:tc>
+        <w:tc>
+          <w:tcPr>
+            <w:tcW w:w="1412" w:type="dxa"/>
+          </w:tcPr>
+          <w:p>
+            <w:pPr>
+              <w:ind w:left="57" w:right="57" w:firstLine="0"/>
+              <w:jc w:val="left"/>
+              <w:rPr>
+                <w:bCs w:val="0"/>
+              </w:rPr>
+            </w:pPr>
+            <w:r>
+              <w:rPr>
+                <w:bCs w:val="0"/>
+              </w:rPr>
+              <w:t>2 ч</w:t>
+            </w:r>
+          </w:p>
+          <w:p>
+            <w:pPr>
+              <w:ind w:right="57"/>
+              <w:jc w:val="left"/>
+              <w:rPr>
+                <w:bCs w:val="0"/>
+              </w:rPr>
+            </w:pPr>
           </w:p>
         </w:tc>
       </w:tr>
@@ -741,13 +1385,14 @@
               <w:rPr>
                 <w:bCs w:val="0"/>
               </w:rPr>
+              <w:lastRenderedPageBreak/>
               <w:t>3</w:t>
             </w:r>
           </w:p>
         </w:tc>
         <w:tc>
           <w:tcPr>
-            <w:tcW w:w="0" w:type="auto"/>
+            <w:tcW w:w="7121" w:type="dxa"/>
             <w:vAlign w:val="center"/>
             <w:hideMark/>
           </w:tcPr>
@@ -763,6 +1408,26 @@
                 <w:bCs w:val="0"/>
               </w:rPr>
               <w:t>Работа подразделения существенно затруднена; простой превышает два часа, но не один рабочий день, либо запуск задерживается не более чем на два рабочих дня</w:t>
+            </w:r>
+          </w:p>
+        </w:tc>
+        <w:tc>
+          <w:tcPr>
+            <w:tcW w:w="1412" w:type="dxa"/>
+          </w:tcPr>
+          <w:p>
+            <w:pPr>
+              <w:ind w:left="57" w:right="57" w:firstLine="0"/>
+              <w:jc w:val="left"/>
+              <w:rPr>
+                <w:bCs w:val="0"/>
+              </w:rPr>
+            </w:pPr>
+            <w:r>
+              <w:rPr>
+                <w:bCs w:val="0"/>
+              </w:rPr>
+              <w:t>4 ч</w:t>
             </w:r>
           </w:p>
         </w:tc>
@@ -791,7 +1456,7 @@
         </w:tc>
         <w:tc>
           <w:tcPr>
-            <w:tcW w:w="0" w:type="auto"/>
+            <w:tcW w:w="7121" w:type="dxa"/>
             <w:vAlign w:val="center"/>
             <w:hideMark/>
           </w:tcPr>
@@ -807,6 +1472,26 @@
                 <w:bCs w:val="0"/>
               </w:rPr>
               <w:t>Несколько подразделений не могут нормально работать; простой превышает один рабочий день либо запуск задерживается более чем на два рабочих дня</w:t>
+            </w:r>
+          </w:p>
+        </w:tc>
+        <w:tc>
+          <w:tcPr>
+            <w:tcW w:w="1412" w:type="dxa"/>
+          </w:tcPr>
+          <w:p>
+            <w:pPr>
+              <w:ind w:left="57" w:right="57" w:firstLine="0"/>
+              <w:jc w:val="left"/>
+              <w:rPr>
+                <w:bCs w:val="0"/>
+              </w:rPr>
+            </w:pPr>
+            <w:r>
+              <w:rPr>
+                <w:bCs w:val="0"/>
+              </w:rPr>
+              <w:t>8 ч</w:t>
             </w:r>
           </w:p>
         </w:tc>
@@ -835,7 +1520,7 @@
         </w:tc>
         <w:tc>
           <w:tcPr>
-            <w:tcW w:w="0" w:type="auto"/>
+            <w:tcW w:w="7121" w:type="dxa"/>
             <w:vAlign w:val="center"/>
             <w:hideMark/>
           </w:tcPr>
@@ -851,320 +1536,308 @@
                 <w:bCs w:val="0"/>
               </w:rPr>
               <w:t>Необратимая потеря критичных данных, раскрытие конфиденциальных сведений посторонним или отказ от внедрения</w:t>
+            </w:r>
+          </w:p>
+        </w:tc>
+        <w:tc>
+          <w:tcPr>
+            <w:tcW w:w="1412" w:type="dxa"/>
+          </w:tcPr>
+          <w:p>
+            <w:pPr>
+              <w:ind w:left="57" w:right="57" w:firstLine="0"/>
+              <w:jc w:val="left"/>
+              <w:rPr>
+                <w:bCs w:val="0"/>
+              </w:rPr>
+            </w:pPr>
+            <w:r>
+              <w:rPr>
+                <w:bCs w:val="0"/>
+              </w:rPr>
+              <w:t>20</w:t>
+            </w:r>
+            <w:r>
+              <w:rPr>
+                <w:bCs w:val="0"/>
+              </w:rPr>
+              <w:t xml:space="preserve"> ч</w:t>
             </w:r>
           </w:p>
         </w:tc>
       </w:tr>
     </w:tbl>
+    <w:p>
+      <w:pPr>
+        <w:ind w:firstLine="0"/>
+      </w:pPr>
+    </w:p>
+    <w:p>
+      <w:pPr>
+        <w:ind w:firstLine="0"/>
+      </w:pPr>
+      <w:r>
+        <w:t>Таблица 9.3</w:t>
+      </w:r>
+      <w:r>
+        <w:t xml:space="preserve"> </w:t>
+      </w:r>
+      <w:r>
+        <w:t>Оценка потерь</w:t>
+      </w:r>
+    </w:p>
     <w:p/>
-    <w:p>
-      <w:r>
-        <w:t>Проранжируй</w:t>
-      </w:r>
-      <w:r>
-        <w:t>те риски по суммарному приоритету</w:t>
-      </w:r>
-      <w:r>
-        <w:t>.</w:t>
-      </w:r>
-    </w:p>
-    <w:p/>
-    <w:p>
-      <w:pPr>
-        <w:pStyle w:val="2"/>
-      </w:pPr>
-      <w:r>
-        <w:t xml:space="preserve">Выполните примерную </w:t>
-      </w:r>
-      <w:r>
-        <w:t>количественную оценку рисков исходя</w:t>
-      </w:r>
-      <w:r>
-        <w:t xml:space="preserve"> из опыта </w:t>
-      </w:r>
-      <w:r>
-        <w:t>и примерных оценок потерь.</w:t>
-      </w:r>
-    </w:p>
-    <w:p>
-      <w:pPr>
-        <w:pStyle w:val="2"/>
-      </w:pPr>
-      <w:r>
-        <w:t>Определить какие мероприятия и меры можно предпринять для снижения общих показателей рисков</w:t>
-      </w:r>
-      <w:r>
-        <w:t xml:space="preserve">, и какой </w:t>
-      </w:r>
-      <w:r>
-        <w:t>вероятный</w:t>
-      </w:r>
-      <w:r>
-        <w:t xml:space="preserve"> ущерб </w:t>
-      </w:r>
-      <w:r>
-        <w:t>останется.</w:t>
-      </w:r>
-    </w:p>
-    <w:p>
-      <w:pPr>
-        <w:pStyle w:val="1"/>
-        <w:numPr>
-          <w:ilvl w:val="0"/>
-          <w:numId w:val="1"/>
-        </w:numPr>
-      </w:pPr>
-      <w:r>
-        <w:t>Порядок выполнения работы</w:t>
-      </w:r>
-    </w:p>
-    <w:p>
-      <w:pPr>
-        <w:pStyle w:val="2"/>
-        <w:numPr>
-          <w:ilvl w:val="1"/>
-          <w:numId w:val="1"/>
-        </w:numPr>
-      </w:pPr>
-      <w:r>
-        <w:t>Повторить теоретический материал п. 3.1;</w:t>
-      </w:r>
-    </w:p>
-    <w:p>
-      <w:pPr>
-        <w:pStyle w:val="2"/>
-        <w:numPr>
-          <w:ilvl w:val="1"/>
-          <w:numId w:val="1"/>
-        </w:numPr>
-      </w:pPr>
-      <w:r>
-        <w:t>Заполнить таблицу п. 5.2</w:t>
-      </w:r>
-    </w:p>
-    <w:p>
-      <w:pPr>
-        <w:pStyle w:val="2"/>
-        <w:numPr>
-          <w:ilvl w:val="1"/>
-          <w:numId w:val="1"/>
-        </w:numPr>
-      </w:pPr>
-      <w:r>
-        <w:t>Ответить на контрольные вопросы п. 8;</w:t>
-      </w:r>
-    </w:p>
-    <w:p>
-      <w:pPr>
-        <w:pStyle w:val="2"/>
-        <w:numPr>
-          <w:ilvl w:val="1"/>
-          <w:numId w:val="1"/>
-        </w:numPr>
-      </w:pPr>
-      <w:r>
-        <w:t>Заполнить отчет п. 7.</w:t>
-      </w:r>
-    </w:p>
-    <w:p/>
-    <w:p>
-      <w:pPr>
-        <w:pStyle w:val="1"/>
-        <w:numPr>
-          <w:ilvl w:val="0"/>
-          <w:numId w:val="1"/>
-        </w:numPr>
-      </w:pPr>
-      <w:r>
-        <w:t>Содержание отчета</w:t>
-      </w:r>
-    </w:p>
-    <w:p>
-      <w:pPr>
-        <w:pStyle w:val="2"/>
-        <w:numPr>
-          <w:ilvl w:val="1"/>
-          <w:numId w:val="1"/>
-        </w:numPr>
-      </w:pPr>
-      <w:r>
-        <w:t>Титульный лист;</w:t>
-      </w:r>
-    </w:p>
-    <w:p>
-      <w:pPr>
-        <w:pStyle w:val="2"/>
-        <w:numPr>
-          <w:ilvl w:val="1"/>
-          <w:numId w:val="1"/>
-        </w:numPr>
-      </w:pPr>
-      <w:r>
-        <w:t>Цель работы;</w:t>
-      </w:r>
-    </w:p>
-    <w:p>
-      <w:pPr>
-        <w:pStyle w:val="2"/>
-        <w:numPr>
-          <w:ilvl w:val="1"/>
-          <w:numId w:val="1"/>
-        </w:numPr>
-      </w:pPr>
-      <w:r>
-        <w:t>Таблица п. 5.2</w:t>
-      </w:r>
-    </w:p>
-    <w:p>
-      <w:pPr>
-        <w:pStyle w:val="2"/>
-        <w:numPr>
-          <w:ilvl w:val="1"/>
-          <w:numId w:val="1"/>
-        </w:numPr>
-      </w:pPr>
-      <w:r>
-        <w:t>Ответы на контрольные вопросы п. 6.3;</w:t>
-      </w:r>
-    </w:p>
-    <w:p>
-      <w:pPr>
-        <w:pStyle w:val="2"/>
-        <w:numPr>
-          <w:ilvl w:val="1"/>
-          <w:numId w:val="1"/>
-        </w:numPr>
-      </w:pPr>
-      <w:r>
-        <w:t>Вывод по проделанной работе.</w:t>
-      </w:r>
-    </w:p>
-    <w:p>
-      <w:pPr>
-        <w:pStyle w:val="1"/>
-        <w:numPr>
-          <w:ilvl w:val="0"/>
-          <w:numId w:val="1"/>
-        </w:numPr>
-      </w:pPr>
-      <w:r>
-        <w:t>Контрольные вопросы</w:t>
-      </w:r>
-    </w:p>
-    <w:p>
-      <w:pPr>
-        <w:pStyle w:val="2"/>
-        <w:numPr>
-          <w:ilvl w:val="1"/>
-          <w:numId w:val="1"/>
-        </w:numPr>
-      </w:pPr>
-      <w:r>
-        <w:t>Какие технические риски при разработке и внедрении ПО существуют?</w:t>
-      </w:r>
-    </w:p>
-    <w:p>
-      <w:pPr>
-        <w:pStyle w:val="2"/>
-        <w:numPr>
-          <w:ilvl w:val="1"/>
-          <w:numId w:val="1"/>
-        </w:numPr>
-      </w:pPr>
-      <w:r>
-        <w:t>Какие организационные риски при разработке и внедрении ПО существуют?</w:t>
-      </w:r>
-    </w:p>
-    <w:p>
-      <w:pPr>
-        <w:pStyle w:val="2"/>
-        <w:numPr>
-          <w:ilvl w:val="1"/>
-          <w:numId w:val="1"/>
-        </w:numPr>
-      </w:pPr>
-      <w:r>
-        <w:t>Какие экономические риски при разработке и внедрении ПО существуют?</w:t>
-      </w:r>
-    </w:p>
-    <w:p>
-      <w:pPr>
-        <w:pStyle w:val="2"/>
-        <w:numPr>
-          <w:ilvl w:val="1"/>
-          <w:numId w:val="1"/>
-        </w:numPr>
-      </w:pPr>
-      <w:r>
-        <w:t xml:space="preserve">Какие юридические риски при разработке и внедрении ПО </w:t>
-      </w:r>
-      <w:r>
-        <w:lastRenderedPageBreak/>
-        <w:t>существуют?</w:t>
-      </w:r>
-    </w:p>
-    <w:p>
-      <w:pPr>
-        <w:pStyle w:val="1"/>
-        <w:numPr>
-          <w:ilvl w:val="0"/>
-          <w:numId w:val="1"/>
-        </w:numPr>
-      </w:pPr>
-      <w:r>
-        <w:t>Приложение</w:t>
-      </w:r>
-    </w:p>
-    <w:p>
-      <w:pPr>
-        <w:rPr>
-          <w:lang w:val="en-US"/>
-        </w:rPr>
-      </w:pPr>
-    </w:p>
-    <w:p>
-      <w:r>
-        <w:t>В колледже внедряется информационная система для регистрации заявок на ремонт компьютеров, проекторов и сетевого оборудования. Сотрудники смогут создавать заявки, а техническая служба — назначать исполнителей, отслеживать сроки и формировать отчёты.</w:t>
-      </w:r>
-    </w:p>
-    <w:p>
-      <w:r>
-        <w:t>Сейчас заявки хранятся в трёх Excel-файлах разных подразделений. В новую систему необходимо перенести 1200 записей. При просмотре части записей обнаружены дубликаты, незаполненные поля и разные форматы дат. Полная проверка данных ещё не проводилась.</w:t>
-      </w:r>
-    </w:p>
-    <w:p>
-      <w:r>
-        <w:t>Системой будут пользоваться 40 сотрудников. Ожидается, что одновременно в ней будут работать до 15 человек. Испытания проводились только при пяти одновременных пользователях. При такой нагрузке система работала без заметных задержек.</w:t>
-      </w:r>
-    </w:p>
-    <w:p>
-      <w:r>
-        <w:t>До запуска осталось 10 рабочих дней. Дата запуска согласована с руководством. Перенос более чем на два рабочих дня требует отдельного согласования.</w:t>
-      </w:r>
-    </w:p>
-    <w:p>
-      <w:r>
-        <w:t>Резервное копирование настроено ежедневно, но пробное восстановление не выполнялось. При запуске планируется прекратить ведение старых таблиц. Допустимая продолжительность недоступности системы — два часа.</w:t>
-      </w:r>
-    </w:p>
-    <w:p>
-      <w:r>
-        <w:t>Из 40 сотрудников обучение прошли восемь. Остальных планируют обучить после запуска. Инструкция пока не подготовлена. Часть сотрудников считает работу в Excel более удобной.</w:t>
-      </w:r>
-    </w:p>
-    <w:p>
-      <w:r>
-        <w:t>Установку, настройку и перенос данных выполняет один системный администратор. Второй сотрудник технической службы может помогать пользователям, но не имеет опыта настройки новой системы. Инструкция по развёртыванию отсутствует.</w:t>
-      </w:r>
-    </w:p>
-    <w:p>
-      <w:r>
-        <w:t>В системе будут храниться фамилии сотрудников, служебные контакты и сведения о закреплённом оборудовании. Предусмотрены роли заявителя, исполнителя и администратора. Проверка того, какие данные доступны каждой роли, ещё не завершена.</w:t>
-      </w:r>
-    </w:p>
-    <w:p>
-      <w:r>
-        <w:t>До запуска можно потратить на дополнительные мероприятия не более 50 000 рублей. Дополнительного специалиста в штат принять нельзя.</w:t>
+    <w:tbl>
+      <w:tblPr>
+        <w:tblStyle w:val="af"/>
+        <w:tblW w:w="0" w:type="auto"/>
+        <w:tblLook w:val="04A0" w:firstRow="1" w:lastRow="0" w:firstColumn="1" w:lastColumn="0" w:noHBand="0" w:noVBand="1"/>
+      </w:tblPr>
+      <w:tblGrid>
+        <w:gridCol w:w="4672"/>
+        <w:gridCol w:w="4673"/>
+      </w:tblGrid>
+      <w:tr>
+        <w:tc>
+          <w:tcPr>
+            <w:tcW w:w="4672" w:type="dxa"/>
+          </w:tcPr>
+          <w:p>
+            <w:pPr>
+              <w:ind w:firstLine="0"/>
+              <w:rPr>
+                <w:b/>
+                <w:bCs w:val="0"/>
+              </w:rPr>
+            </w:pPr>
+            <w:r>
+              <w:rPr>
+                <w:b/>
+                <w:bCs w:val="0"/>
+              </w:rPr>
+              <w:t>События</w:t>
+            </w:r>
+          </w:p>
+        </w:tc>
+        <w:tc>
+          <w:tcPr>
+            <w:tcW w:w="4673" w:type="dxa"/>
+          </w:tcPr>
+          <w:p>
+            <w:pPr>
+              <w:ind w:firstLine="0"/>
+              <w:rPr>
+                <w:b/>
+                <w:bCs w:val="0"/>
+              </w:rPr>
+            </w:pPr>
+            <w:r>
+              <w:rPr>
+                <w:b/>
+                <w:bCs w:val="0"/>
+              </w:rPr>
+              <w:t>Потери</w:t>
+            </w:r>
+          </w:p>
+        </w:tc>
+      </w:tr>
+      <w:tr>
+        <w:tc>
+          <w:tcPr>
+            <w:tcW w:w="4672" w:type="dxa"/>
+          </w:tcPr>
+          <w:p>
+            <w:pPr>
+              <w:ind w:firstLine="0"/>
+            </w:pPr>
+            <w:r>
+              <w:t>Потери за час простоя системы</w:t>
+            </w:r>
+            <w:r>
+              <w:t xml:space="preserve"> или переноса запуска</w:t>
+            </w:r>
+          </w:p>
+        </w:tc>
+        <w:tc>
+          <w:tcPr>
+            <w:tcW w:w="4673" w:type="dxa"/>
+          </w:tcPr>
+          <w:p>
+            <w:pPr>
+              <w:ind w:firstLine="0"/>
+            </w:pPr>
+            <w:r>
+              <w:t>7000 рублей</w:t>
+            </w:r>
+          </w:p>
+        </w:tc>
+      </w:tr>
+      <w:tr>
+        <w:tc>
+          <w:tcPr>
+            <w:tcW w:w="4672" w:type="dxa"/>
+          </w:tcPr>
+          <w:p>
+            <w:pPr>
+              <w:ind w:firstLine="0"/>
+            </w:pPr>
+            <w:r>
+              <w:t>Расходы на восстановление данных</w:t>
+            </w:r>
+          </w:p>
+        </w:tc>
+        <w:tc>
+          <w:tcPr>
+            <w:tcW w:w="4673" w:type="dxa"/>
+          </w:tcPr>
+          <w:p>
+            <w:pPr>
+              <w:ind w:firstLine="0"/>
+            </w:pPr>
+            <w:r>
+              <w:t>30000 рублей</w:t>
+            </w:r>
+          </w:p>
+        </w:tc>
+      </w:tr>
+      <w:tr>
+        <w:tc>
+          <w:tcPr>
+            <w:tcW w:w="4672" w:type="dxa"/>
+          </w:tcPr>
+          <w:p>
+            <w:pPr>
+              <w:ind w:firstLine="0"/>
+            </w:pPr>
+            <w:r>
+              <w:t xml:space="preserve">Стоимость рабочего времени </w:t>
+            </w:r>
+            <w:r>
+              <w:t xml:space="preserve">специалиста </w:t>
+            </w:r>
+            <w:r>
+              <w:t>технической службы,</w:t>
+            </w:r>
+            <w:r>
+              <w:t xml:space="preserve"> затраченного на помощь</w:t>
+            </w:r>
+            <w:r>
+              <w:t>/обучение</w:t>
+            </w:r>
+            <w:r>
+              <w:t xml:space="preserve"> отдельно взятом</w:t>
+            </w:r>
+            <w:r>
+              <w:t>у</w:t>
+            </w:r>
+            <w:r>
+              <w:t xml:space="preserve"> сотруднику</w:t>
+            </w:r>
+          </w:p>
+        </w:tc>
+        <w:tc>
+          <w:tcPr>
+            <w:tcW w:w="4673" w:type="dxa"/>
+          </w:tcPr>
+          <w:p>
+            <w:pPr>
+              <w:ind w:firstLine="0"/>
+            </w:pPr>
+            <w:r>
+              <w:t>2000 рублей</w:t>
+            </w:r>
+          </w:p>
+        </w:tc>
+      </w:tr>
+      <w:tr>
+        <w:tc>
+          <w:tcPr>
+            <w:tcW w:w="4672" w:type="dxa"/>
+          </w:tcPr>
+          <w:p>
+            <w:pPr>
+              <w:ind w:firstLine="0"/>
+            </w:pPr>
+            <w:r>
+              <w:t xml:space="preserve">Привлечение </w:t>
+            </w:r>
+            <w:r>
+              <w:t>сторонн</w:t>
+            </w:r>
+            <w:r>
+              <w:t>его</w:t>
+            </w:r>
+            <w:r>
+              <w:t xml:space="preserve"> технических специалист</w:t>
+            </w:r>
+            <w:r>
+              <w:t xml:space="preserve">а </w:t>
+            </w:r>
+            <w:r>
+              <w:t>на время внедрения</w:t>
+            </w:r>
+          </w:p>
+        </w:tc>
+        <w:tc>
+          <w:tcPr>
+            <w:tcW w:w="4673" w:type="dxa"/>
+          </w:tcPr>
+          <w:p>
+            <w:pPr>
+              <w:ind w:firstLine="0"/>
+            </w:pPr>
+            <w:r>
+              <w:t>100 000 рублей</w:t>
+            </w:r>
+          </w:p>
+        </w:tc>
+      </w:tr>
+      <w:tr>
+        <w:tc>
+          <w:tcPr>
+            <w:tcW w:w="4672" w:type="dxa"/>
+          </w:tcPr>
+          <w:p>
+            <w:pPr>
+              <w:ind w:firstLine="0"/>
+            </w:pPr>
+            <w:r>
+              <w:t>Штрафы по ФЗ 152</w:t>
+            </w:r>
+          </w:p>
+        </w:tc>
+        <w:tc>
+          <w:tcPr>
+            <w:tcW w:w="4673" w:type="dxa"/>
+          </w:tcPr>
+          <w:p>
+            <w:pPr>
+              <w:ind w:firstLine="0"/>
+              <w:rPr>
+                <w:lang w:val="en-US"/>
+              </w:rPr>
+            </w:pPr>
+            <w:r>
+              <w:t>См. ФЗ 152</w:t>
+            </w:r>
+          </w:p>
+        </w:tc>
+      </w:tr>
+    </w:tbl>
+    <w:p>
+      <w:pPr>
+        <w:ind w:firstLine="0"/>
+      </w:pPr>
+    </w:p>
+    <w:p>
+      <w:pPr>
+        <w:ind w:firstLine="0"/>
+      </w:pPr>
+      <w:r>
+        <w:t>Таблица 9.4</w:t>
+      </w:r>
+      <w:r>
+        <w:t xml:space="preserve"> Возможные дополнительные расходы</w:t>
       </w:r>
     </w:p>
     <w:p/>
@@ -1188,9 +1861,9 @@
         <w:tblLook w:val="04A0" w:firstRow="1" w:lastRow="0" w:firstColumn="1" w:lastColumn="0" w:noHBand="0" w:noVBand="1"/>
       </w:tblPr>
       <w:tblGrid>
-        <w:gridCol w:w="2757"/>
-        <w:gridCol w:w="1469"/>
-        <w:gridCol w:w="5119"/>
+        <w:gridCol w:w="2769"/>
+        <w:gridCol w:w="1471"/>
+        <w:gridCol w:w="5105"/>
       </w:tblGrid>
       <w:tr>
         <w:tc>
@@ -1302,7 +1975,13 @@
               <w:jc w:val="left"/>
             </w:pPr>
             <w:r>
-              <w:t>Вероятность внепланового исправления данных снижается до 10%</w:t>
+              <w:t xml:space="preserve">Доля дефектных записей снизится </w:t>
+            </w:r>
+            <w:r>
+              <w:t>до уровня 5</w:t>
+            </w:r>
+            <w:r>
+              <w:t>%</w:t>
             </w:r>
           </w:p>
         </w:tc>
@@ -1352,7 +2031,13 @@
               <w:jc w:val="left"/>
             </w:pPr>
             <w:r>
-              <w:t>Вероятность технического сбоя остаётся прежней, но суммарный простой при событии сокращается до двух часов, а расходы на восстановление — до 15 000 рублей</w:t>
+              <w:t xml:space="preserve">Вероятность технического сбоя остаётся прежней, но суммарный простой при событии сокращается </w:t>
+            </w:r>
+            <w:r>
+              <w:t>вполовину</w:t>
+            </w:r>
+            <w:r>
+              <w:t>, а расходы на восстановление — до 15 000 рублей</w:t>
             </w:r>
           </w:p>
         </w:tc>
@@ -1370,7 +2055,6 @@
               <w:jc w:val="left"/>
             </w:pPr>
             <w:r>
-              <w:lastRenderedPageBreak/>
               <w:t>Обучение всех сотрудников до запуска</w:t>
             </w:r>
           </w:p>
